--- a/pr-preview/pr-315/linear-algebra-projections.docx
+++ b/pr-preview/pr-315/linear-algebra-projections.docx
@@ -15,10 +15,10 @@
         <w:pStyle w:val="Date"/>
       </w:pPr>
       <w:r>
-        <w:t xml:space="preserve">Last modified: 2026-10-15 14:00:34 (PDT)</w:t>
+        <w:t xml:space="preserve">Last modified: 2026-10-15 19:42:35 (PDT)</w:t>
       </w:r>
     </w:p>
-    <w:bookmarkStart w:id="149" w:name="design-matrix"/>
+    <w:bookmarkStart w:id="151" w:name="design-matrix"/>
     <w:p>
       <w:pPr>
         <w:pStyle w:val="Heading2"/>
@@ -1617,7 +1617,7 @@
           <w:rPr>
             <w:rStyle w:val="Hyperlink"/>
           </w:rPr>
-          <w:t xml:space="preserve">Definition 8</w:t>
+          <w:t xml:space="preserve">Definition 10</w:t>
         </w:r>
       </w:hyperlink>
       <w:r>
@@ -3107,11 +3107,11 @@
           <m:r>
             <m:t>  </m:t>
           </m:r>
-          <m:r>
-            <m:t>​</m:t>
-          </m:r>
           <m:sSup>
             <m:e>
+              <m:r>
+                <m:t>​</m:t>
+              </m:r>
               <m:d>
                 <m:dPr>
                   <m:begChr m:val="("/>
@@ -3146,6 +3146,9 @@
                   </m:r>
                 </m:e>
               </m:d>
+              <m:r>
+                <m:t>​</m:t>
+              </m:r>
             </m:e>
             <m:sup>
               <m:r>
@@ -3159,9 +3162,6 @@
               </m:r>
             </m:sup>
           </m:sSup>
-          <m:r>
-            <m:t>​</m:t>
-          </m:r>
           <m:r>
             <m:rPr>
               <m:sty m:val="p"/>
@@ -6522,7 +6522,7 @@
           <w:rPr>
             <w:rStyle w:val="Hyperlink"/>
           </w:rPr>
-          <w:t xml:space="preserve">Definition 8</w:t>
+          <w:t xml:space="preserve">Definition 10</w:t>
         </w:r>
       </w:hyperlink>
       <w:r>
@@ -54185,7 +54185,7 @@
     </w:p>
     <w:bookmarkEnd w:id="109"/>
     <w:bookmarkEnd w:id="110"/>
-    <w:bookmarkStart w:id="148" w:name="sec-solving-linear-systems"/>
+    <w:bookmarkStart w:id="150" w:name="sec-solving-linear-systems"/>
     <w:p>
       <w:pPr>
         <w:pStyle w:val="Heading3"/>
@@ -54507,7 +54507,7 @@
           <w:b/>
           <w:bCs/>
         </w:rPr>
-        <w:t xml:space="preserve">Definition 7 (Triangular matrix)</w:t>
+        <w:t xml:space="preserve">Definition 7 (Upper triangular matrix)</w:t>
       </w:r>
       <w:r>
         <w:t xml:space="preserve"> </w:t>
@@ -54614,6 +54614,20 @@
       <w:r>
         <w:t xml:space="preserve">.</w:t>
       </w:r>
+    </w:p>
+    <w:bookmarkEnd w:id="114"/>
+    <w:bookmarkStart w:id="115" w:name="def-lower-triangular-matrix"/>
+    <w:p>
+      <w:pPr>
+        <w:pStyle w:val="BodyText"/>
+      </w:pPr>
+      <w:r>
+        <w:rPr>
+          <w:b/>
+          <w:bCs/>
+        </w:rPr>
+        <w:t xml:space="preserve">Definition 8 (Lower triangular matrix)</w:t>
+      </w:r>
       <w:r>
         <w:t xml:space="preserve"> </w:t>
       </w:r>
@@ -54719,11 +54733,36 @@
       <w:r>
         <w:t xml:space="preserve">.</w:t>
       </w:r>
-      <w:r>
-        <w:t xml:space="preserve"> </w:t>
-      </w:r>
-      <w:r>
-        <w:t xml:space="preserve">A lower triangular matrix whose diagonal entries are all</w:t>
+    </w:p>
+    <w:bookmarkEnd w:id="115"/>
+    <w:bookmarkStart w:id="116" w:name="def-unit-lower-triangular-matrix"/>
+    <w:p>
+      <w:pPr>
+        <w:pStyle w:val="BodyText"/>
+      </w:pPr>
+      <w:r>
+        <w:rPr>
+          <w:b/>
+          <w:bCs/>
+        </w:rPr>
+        <w:t xml:space="preserve">Definition 9 (Unit lower triangular matrix)</w:t>
+      </w:r>
+      <w:r>
+        <w:t xml:space="preserve"> </w:t>
+      </w:r>
+      <w:r>
+        <w:t xml:space="preserve">A lower triangular matrix (</w:t>
+      </w:r>
+      <w:hyperlink w:anchor="def-lower-triangular-matrix">
+        <w:r>
+          <w:rPr>
+            <w:rStyle w:val="Hyperlink"/>
+          </w:rPr>
+          <w:t xml:space="preserve">Definition 8</w:t>
+        </w:r>
+      </w:hyperlink>
+      <w:r>
+        <w:t xml:space="preserve">) whose diagonal entries are all</w:t>
       </w:r>
       <w:r>
         <w:t xml:space="preserve"> </w:t>
@@ -54753,8 +54792,8 @@
         <w:t xml:space="preserve">.</w:t>
       </w:r>
     </w:p>
-    <w:bookmarkEnd w:id="114"/>
-    <w:bookmarkStart w:id="116" w:name="exm-triangular-matrix"/>
+    <w:bookmarkEnd w:id="116"/>
+    <w:bookmarkStart w:id="118" w:name="exm-triangular-matrix"/>
     <w:p>
       <w:pPr>
         <w:pStyle w:val="BodyText"/>
@@ -55105,7 +55144,7 @@
       <w:r>
         <w:t xml:space="preserve">A diagonal matrix (</w:t>
       </w:r>
-      <w:hyperlink r:id="rId115">
+      <w:hyperlink r:id="rId117">
         <w:r>
           <w:rPr>
             <w:rStyle w:val="Hyperlink"/>
@@ -55275,8 +55314,8 @@
         <w:t xml:space="preserve">entry.</w:t>
       </w:r>
     </w:p>
-    <w:bookmarkEnd w:id="116"/>
-    <w:bookmarkStart w:id="117" w:name="thm-back-substitution"/>
+    <w:bookmarkEnd w:id="118"/>
+    <w:bookmarkStart w:id="119" w:name="thm-back-substitution"/>
     <w:p>
       <w:pPr>
         <w:pStyle w:val="FirstParagraph"/>
@@ -56014,7 +56053,7 @@
         <w:t xml:space="preserve">).</w:t>
       </w:r>
     </w:p>
-    <w:bookmarkEnd w:id="117"/>
+    <w:bookmarkEnd w:id="119"/>
     <w:p>
       <w:pPr>
         <w:pStyle w:val="BodyText"/>
@@ -57230,7 +57269,7 @@
         <w:t xml:space="preserve">and the same argument runs from the first row to the last.</w:t>
       </w:r>
     </w:p>
-    <w:bookmarkStart w:id="118" w:name="exm-back-substitution"/>
+    <w:bookmarkStart w:id="120" w:name="exm-back-substitution"/>
     <w:p>
       <w:pPr>
         <w:pStyle w:val="BodyText"/>
@@ -58152,8 +58191,8 @@
         <w:t xml:space="preserve">.</w:t>
       </w:r>
     </w:p>
-    <w:bookmarkEnd w:id="118"/>
-    <w:bookmarkStart w:id="119" w:name="thm-qr"/>
+    <w:bookmarkEnd w:id="120"/>
+    <w:bookmarkStart w:id="121" w:name="thm-qr"/>
     <w:p>
       <w:pPr>
         <w:pStyle w:val="BodyText"/>
@@ -58464,7 +58503,7 @@
         <w:t xml:space="preserve">) with positive diagonal entries.</w:t>
       </w:r>
     </w:p>
-    <w:bookmarkEnd w:id="119"/>
+    <w:bookmarkEnd w:id="121"/>
     <w:p>
       <w:pPr>
         <w:pStyle w:val="BodyText"/>
@@ -58586,7 +58625,7 @@
       <w:r>
         <w:t xml:space="preserve">(</w:t>
       </w:r>
-      <w:hyperlink r:id="rId120">
+      <w:hyperlink r:id="rId122">
         <w:r>
           <w:rPr>
             <w:rStyle w:val="Hyperlink"/>
@@ -58603,7 +58642,7 @@
       <w:r>
         <w:t xml:space="preserve">so the Gram-Schmidt process (</w:t>
       </w:r>
-      <w:hyperlink r:id="rId121">
+      <w:hyperlink r:id="rId123">
         <w:r>
           <w:rPr>
             <w:rStyle w:val="Hyperlink"/>
@@ -59708,7 +59747,7 @@
       <w:r>
         <w:t xml:space="preserve">(</w:t>
       </w:r>
-      <w:hyperlink r:id="rId122">
+      <w:hyperlink r:id="rId124">
         <w:r>
           <w:rPr>
             <w:rStyle w:val="Hyperlink"/>
@@ -60520,7 +60559,7 @@
         <w:t xml:space="preserve">.</w:t>
       </w:r>
     </w:p>
-    <w:bookmarkStart w:id="125" w:name="exm-qr"/>
+    <w:bookmarkStart w:id="127" w:name="exm-qr"/>
     <w:p>
       <w:pPr>
         <w:pStyle w:val="BodyText"/>
@@ -60756,7 +60795,7 @@
       <w:r>
         <w:t xml:space="preserve"> </w:t>
       </w:r>
-      <w:hyperlink r:id="rId123">
+      <w:hyperlink r:id="rId125">
         <w:r>
           <w:rPr>
             <w:rStyle w:val="Hyperlink"/>
@@ -60773,7 +60812,7 @@
       <w:r>
         <w:t xml:space="preserve"> </w:t>
       </w:r>
-      <w:hyperlink r:id="rId124">
+      <w:hyperlink r:id="rId126">
         <w:r>
           <w:rPr>
             <w:rStyle w:val="Hyperlink"/>
@@ -62079,8 +62118,8 @@
         </m:oMath>
       </m:oMathPara>
     </w:p>
-    <w:bookmarkEnd w:id="125"/>
-    <w:bookmarkStart w:id="126" w:name="def-least-squares"/>
+    <w:bookmarkEnd w:id="127"/>
+    <w:bookmarkStart w:id="128" w:name="def-least-squares"/>
     <w:p>
       <w:pPr>
         <w:pStyle w:val="FirstParagraph"/>
@@ -62090,7 +62129,7 @@
           <w:b/>
           <w:bCs/>
         </w:rPr>
-        <w:t xml:space="preserve">Definition 8 (Least squares solution)</w:t>
+        <w:t xml:space="preserve">Definition 10 (Least squares solution)</w:t>
       </w:r>
       <w:r>
         <w:t xml:space="preserve"> </w:t>
@@ -62463,8 +62502,8 @@
         </m:oMath>
       </m:oMathPara>
     </w:p>
-    <w:bookmarkEnd w:id="126"/>
-    <w:bookmarkStart w:id="127" w:name="exm-least-squares"/>
+    <w:bookmarkEnd w:id="128"/>
+    <w:bookmarkStart w:id="129" w:name="exm-least-squares"/>
     <w:p>
       <w:pPr>
         <w:pStyle w:val="FirstParagraph"/>
@@ -63135,8 +63174,8 @@
         <w:t xml:space="preserve">too.</w:t>
       </w:r>
     </w:p>
-    <w:bookmarkEnd w:id="127"/>
-    <w:bookmarkStart w:id="128" w:name="def-normal-equations"/>
+    <w:bookmarkEnd w:id="129"/>
+    <w:bookmarkStart w:id="130" w:name="def-normal-equations"/>
     <w:p>
       <w:pPr>
         <w:pStyle w:val="BodyText"/>
@@ -63146,7 +63185,7 @@
           <w:b/>
           <w:bCs/>
         </w:rPr>
-        <w:t xml:space="preserve">Definition 9 (Normal equations)</w:t>
+        <w:t xml:space="preserve">Definition 11 (Normal equations)</w:t>
       </w:r>
       <w:r>
         <w:t xml:space="preserve"> </w:t>
@@ -63200,7 +63239,7 @@
           <w:rPr>
             <w:rStyle w:val="Hyperlink"/>
           </w:rPr>
-          <w:t xml:space="preserve">Definition 8</w:t>
+          <w:t xml:space="preserve">Definition 10</w:t>
         </w:r>
       </w:hyperlink>
       <w:r>
@@ -63305,8 +63344,8 @@
         <w:t xml:space="preserve">.</w:t>
       </w:r>
     </w:p>
-    <w:bookmarkEnd w:id="128"/>
-    <w:bookmarkStart w:id="129" w:name="thm-normal-equations"/>
+    <w:bookmarkEnd w:id="130"/>
+    <w:bookmarkStart w:id="131" w:name="thm-normal-equations"/>
     <w:p>
       <w:pPr>
         <w:pStyle w:val="BodyText"/>
@@ -63443,7 +63482,7 @@
           <w:rPr>
             <w:rStyle w:val="Hyperlink"/>
           </w:rPr>
-          <w:t xml:space="preserve">Definition 8</w:t>
+          <w:t xml:space="preserve">Definition 10</w:t>
         </w:r>
       </w:hyperlink>
       <w:r>
@@ -63848,7 +63887,7 @@
         <w:t xml:space="preserve">.</w:t>
       </w:r>
     </w:p>
-    <w:bookmarkEnd w:id="129"/>
+    <w:bookmarkEnd w:id="131"/>
     <w:p>
       <w:pPr>
         <w:pStyle w:val="FirstParagraph"/>
@@ -64787,7 +64826,7 @@
                   <m:nor/>
                   <m:sty m:val="p"/>
                 </m:rPr>
-                <m:t>Definition 8</m:t>
+                <m:t>Definition 10</m:t>
               </m:r>
               <m:r>
                 <m:rPr>
@@ -67068,7 +67107,7 @@
         </m:oMath>
       </m:oMathPara>
     </w:p>
-    <w:bookmarkStart w:id="130" w:name="exm-normal-equations"/>
+    <w:bookmarkStart w:id="132" w:name="exm-normal-equations"/>
     <w:p>
       <w:pPr>
         <w:pStyle w:val="FirstParagraph"/>
@@ -68571,8 +68610,8 @@
         <w:t xml:space="preserve">.</w:t>
       </w:r>
     </w:p>
-    <w:bookmarkEnd w:id="130"/>
-    <w:bookmarkStart w:id="131" w:name="exm-normal-equations-rank-deficient"/>
+    <w:bookmarkEnd w:id="132"/>
+    <w:bookmarkStart w:id="133" w:name="exm-normal-equations-rank-deficient"/>
     <w:p>
       <w:pPr>
         <w:pStyle w:val="BodyText"/>
@@ -69411,8 +69450,8 @@
         <w:t xml:space="preserve">as part 3 says.</w:t>
       </w:r>
     </w:p>
-    <w:bookmarkEnd w:id="131"/>
-    <w:bookmarkStart w:id="132" w:name="thm-qr-least-squares"/>
+    <w:bookmarkEnd w:id="133"/>
+    <w:bookmarkStart w:id="134" w:name="thm-qr-least-squares"/>
     <w:p>
       <w:pPr>
         <w:pStyle w:val="BodyText"/>
@@ -69614,7 +69653,7 @@
           <w:rPr>
             <w:rStyle w:val="Hyperlink"/>
           </w:rPr>
-          <w:t xml:space="preserve">Definition 8</w:t>
+          <w:t xml:space="preserve">Definition 10</w:t>
         </w:r>
       </w:hyperlink>
       <w:r>
@@ -69847,7 +69886,7 @@
         <w:t xml:space="preserve">.</w:t>
       </w:r>
     </w:p>
-    <w:bookmarkEnd w:id="132"/>
+    <w:bookmarkEnd w:id="134"/>
     <w:p>
       <w:pPr>
         <w:pStyle w:val="BodyText"/>
@@ -71507,7 +71546,7 @@
         <w:t xml:space="preserve">.</w:t>
       </w:r>
     </w:p>
-    <w:bookmarkStart w:id="133" w:name="exm-qr-least-squares"/>
+    <w:bookmarkStart w:id="135" w:name="exm-qr-least-squares"/>
     <w:p>
       <w:pPr>
         <w:pStyle w:val="BodyText"/>
@@ -72844,8 +72883,8 @@
         <w:t xml:space="preserve">.</w:t>
       </w:r>
     </w:p>
-    <w:bookmarkEnd w:id="133"/>
-    <w:bookmarkStart w:id="134" w:name="def-lu"/>
+    <w:bookmarkEnd w:id="135"/>
+    <w:bookmarkStart w:id="136" w:name="def-lu"/>
     <w:p>
       <w:pPr>
         <w:pStyle w:val="BodyText"/>
@@ -72855,7 +72894,7 @@
           <w:b/>
           <w:bCs/>
         </w:rPr>
-        <w:t xml:space="preserve">Definition 10 (LU factorization)</w:t>
+        <w:t xml:space="preserve">Definition 12 (LU factorization)</w:t>
       </w:r>
       <w:r>
         <w:t xml:space="preserve"> </w:t>
@@ -72969,7 +73008,18 @@
         <w:t xml:space="preserve"> </w:t>
       </w:r>
       <w:r>
-        <w:t xml:space="preserve">unit lower triangular and</w:t>
+        <w:t xml:space="preserve">unit lower triangular (</w:t>
+      </w:r>
+      <w:hyperlink w:anchor="def-unit-lower-triangular-matrix">
+        <w:r>
+          <w:rPr>
+            <w:rStyle w:val="Hyperlink"/>
+          </w:rPr>
+          <w:t xml:space="preserve">Definition 9</w:t>
+        </w:r>
+      </w:hyperlink>
+      <w:r>
+        <w:t xml:space="preserve">) and</w:t>
       </w:r>
       <w:r>
         <w:t xml:space="preserve"> </w:t>
@@ -73000,8 +73050,8 @@
         <w:t xml:space="preserve">).</w:t>
       </w:r>
     </w:p>
-    <w:bookmarkEnd w:id="134"/>
-    <w:bookmarkStart w:id="135" w:name="exm-lu"/>
+    <w:bookmarkEnd w:id="136"/>
+    <w:bookmarkStart w:id="137" w:name="exm-lu"/>
     <w:p>
       <w:pPr>
         <w:pStyle w:val="BodyText"/>
@@ -73474,7 +73524,7 @@
       <w:r>
         <w:t xml:space="preserve"> </w:t>
       </w:r>
-      <w:hyperlink r:id="rId122">
+      <w:hyperlink r:id="rId124">
         <w:r>
           <w:rPr>
             <w:rStyle w:val="Hyperlink"/>
@@ -74353,8 +74403,8 @@
         <w:t xml:space="preserve">.</w:t>
       </w:r>
     </w:p>
-    <w:bookmarkEnd w:id="135"/>
-    <w:bookmarkStart w:id="136" w:name="exm-not-lu"/>
+    <w:bookmarkEnd w:id="137"/>
+    <w:bookmarkStart w:id="138" w:name="exm-not-lu"/>
     <w:p>
       <w:pPr>
         <w:pStyle w:val="BodyText"/>
@@ -74887,8 +74937,8 @@
         <w:t xml:space="preserve">.</w:t>
       </w:r>
     </w:p>
-    <w:bookmarkEnd w:id="136"/>
-    <w:bookmarkStart w:id="137" w:name="thm-lu-solve"/>
+    <w:bookmarkEnd w:id="138"/>
+    <w:bookmarkStart w:id="139" w:name="thm-lu-solve"/>
     <w:p>
       <w:pPr>
         <w:pStyle w:val="BodyText"/>
@@ -74946,7 +74996,7 @@
           <w:rPr>
             <w:rStyle w:val="Hyperlink"/>
           </w:rPr>
-          <w:t xml:space="preserve">Definition 10</w:t>
+          <w:t xml:space="preserve">Definition 12</w:t>
         </w:r>
       </w:hyperlink>
       <w:r>
@@ -75177,7 +75227,7 @@
         <w:t xml:space="preserve">).</w:t>
       </w:r>
     </w:p>
-    <w:bookmarkEnd w:id="137"/>
+    <w:bookmarkEnd w:id="139"/>
     <w:p>
       <w:pPr>
         <w:pStyle w:val="BodyText"/>
@@ -75864,7 +75914,7 @@
         <w:t xml:space="preserve">.</w:t>
       </w:r>
     </w:p>
-    <w:bookmarkStart w:id="138" w:name="exm-lu-solve"/>
+    <w:bookmarkStart w:id="140" w:name="exm-lu-solve"/>
     <w:p>
       <w:pPr>
         <w:pStyle w:val="BodyText"/>
@@ -76711,9 +76761,9 @@
         </m:oMath>
       </m:oMathPara>
     </w:p>
-    <w:bookmarkEnd w:id="138"/>
-    <w:bookmarkStart w:id="147" w:name="refs"/>
-    <w:bookmarkStart w:id="140" w:name="ref-banerjee2014linear"/>
+    <w:bookmarkEnd w:id="140"/>
+    <w:bookmarkStart w:id="149" w:name="refs"/>
+    <w:bookmarkStart w:id="142" w:name="ref-banerjee2014linear"/>
     <w:p>
       <w:pPr>
         <w:pStyle w:val="Bibliography"/>
@@ -76737,7 +76787,7 @@
       <w:r>
         <w:t xml:space="preserve"> </w:t>
       </w:r>
-      <w:hyperlink r:id="rId139">
+      <w:hyperlink r:id="rId141">
         <w:r>
           <w:rPr>
             <w:rStyle w:val="Hyperlink"/>
@@ -76749,8 +76799,8 @@
         <w:t xml:space="preserve">.</w:t>
       </w:r>
     </w:p>
-    <w:bookmarkEnd w:id="140"/>
-    <w:bookmarkStart w:id="142" w:name="ref-zhou2024ls"/>
+    <w:bookmarkEnd w:id="142"/>
+    <w:bookmarkStart w:id="144" w:name="ref-zhou2024ls"/>
     <w:p>
       <w:pPr>
         <w:pStyle w:val="Bibliography"/>
@@ -76774,7 +76824,7 @@
       <w:r>
         <w:t xml:space="preserve"> </w:t>
       </w:r>
-      <w:hyperlink r:id="rId141">
+      <w:hyperlink r:id="rId143">
         <w:r>
           <w:rPr>
             <w:rStyle w:val="Hyperlink"/>
@@ -76786,8 +76836,8 @@
         <w:t xml:space="preserve">.</w:t>
       </w:r>
     </w:p>
-    <w:bookmarkEnd w:id="142"/>
-    <w:bookmarkStart w:id="144" w:name="ref-zhou2024matinv"/>
+    <w:bookmarkEnd w:id="144"/>
+    <w:bookmarkStart w:id="146" w:name="ref-zhou2024matinv"/>
     <w:p>
       <w:pPr>
         <w:pStyle w:val="Bibliography"/>
@@ -76811,7 +76861,7 @@
       <w:r>
         <w:t xml:space="preserve"> </w:t>
       </w:r>
-      <w:hyperlink r:id="rId143">
+      <w:hyperlink r:id="rId145">
         <w:r>
           <w:rPr>
             <w:rStyle w:val="Hyperlink"/>
@@ -76823,8 +76873,8 @@
         <w:t xml:space="preserve">.</w:t>
       </w:r>
     </w:p>
-    <w:bookmarkEnd w:id="144"/>
-    <w:bookmarkStart w:id="146" w:name="ref-zhou2024orthproj"/>
+    <w:bookmarkEnd w:id="146"/>
+    <w:bookmarkStart w:id="148" w:name="ref-zhou2024orthproj"/>
     <w:p>
       <w:pPr>
         <w:pStyle w:val="Bibliography"/>
@@ -76848,7 +76898,7 @@
       <w:r>
         <w:t xml:space="preserve"> </w:t>
       </w:r>
-      <w:hyperlink r:id="rId145">
+      <w:hyperlink r:id="rId147">
         <w:r>
           <w:rPr>
             <w:rStyle w:val="Hyperlink"/>
@@ -76860,10 +76910,10 @@
         <w:t xml:space="preserve">.</w:t>
       </w:r>
     </w:p>
-    <w:bookmarkEnd w:id="146"/>
-    <w:bookmarkEnd w:id="147"/>
     <w:bookmarkEnd w:id="148"/>
     <w:bookmarkEnd w:id="149"/>
+    <w:bookmarkEnd w:id="150"/>
+    <w:bookmarkEnd w:id="151"/>
     <w:sectPr>
       <w:footnotePr>
         <w:numRestart w:val="eachSect"/>
